--- a/Knowledge/3-Work knowledge/1-Software Engineering/2-Testing/5-My Source/1-ISTQB Foundation Level/6-Risk Management/1-Types of Risks/3-Product Risks.docx
+++ b/Knowledge/3-Work knowledge/1-Software Engineering/2-Testing/5-My Source/1-ISTQB Foundation Level/6-Risk Management/1-Types of Risks/3-Product Risks.docx
@@ -31,48 +31,39 @@
       </w:pPr>
       <w:r>
         <w:rPr>
-          <w:b/>
-          <w:shd w:val="clear" w:color="auto" w:fill="B7B7B7"/>
-        </w:rPr>
-        <w:t># Source</w:t>
-      </w:r>
-      <w:r>
-        <w:rPr>
-          <w:shd w:val="clear" w:color="auto" w:fill="B7B7B7"/>
-        </w:rPr>
-        <w:t xml:space="preserve">: </w:t>
-      </w:r>
-      <w:r>
-        <w:rPr>
-          <w:b/>
-          <w:shd w:val="clear" w:color="auto" w:fill="B7B7B7"/>
-        </w:rPr>
-        <w:t xml:space="preserve">Chatgot </w:t>
-      </w:r>
-      <w:r>
-        <w:rPr>
-          <w:b/>
-          <w:sz w:val="14"/>
+          <w:rFonts w:ascii="Arial" w:eastAsia="Arial" w:hAnsi="Arial"/>
+          <w:sz w:val="18"/>
+          <w:highlight w:val="lightGray"/>
+          <w:shd w:val="clear" w:color="auto" w:fill="B7B7B7"/>
+        </w:rPr>
+        <w:t xml:space="preserve"># Source: Chatgot </w:t>
+      </w:r>
+      <w:r>
+        <w:rPr>
+          <w:rFonts w:ascii="Arial" w:eastAsia="Arial" w:hAnsi="Arial"/>
+          <w:sz w:val="18"/>
           <w:szCs w:val="14"/>
+          <w:highlight w:val="lightGray"/>
           <w:shd w:val="clear" w:color="auto" w:fill="B7B7B7"/>
         </w:rPr>
         <w:t>(GPT</w:t>
       </w:r>
       <w:r>
         <w:rPr>
-          <w:rFonts w:ascii="Cambria Math" w:hAnsi="Cambria Math" w:cs="Cambria Math"/>
-          <w:b/>
-          <w:sz w:val="14"/>
+          <w:rFonts w:ascii="Arial" w:eastAsia="Arial" w:hAnsi="Arial" w:cs="Cambria Math"/>
+          <w:sz w:val="18"/>
           <w:szCs w:val="14"/>
+          <w:highlight w:val="lightGray"/>
           <w:shd w:val="clear" w:color="auto" w:fill="B7B7B7"/>
         </w:rPr>
         <w:t>‑</w:t>
       </w:r>
       <w:r>
         <w:rPr>
-          <w:b/>
-          <w:sz w:val="14"/>
+          <w:rFonts w:ascii="Arial" w:eastAsia="Arial" w:hAnsi="Arial"/>
+          <w:sz w:val="18"/>
           <w:szCs w:val="14"/>
+          <w:highlight w:val="lightGray"/>
           <w:shd w:val="clear" w:color="auto" w:fill="B7B7B7"/>
         </w:rPr>
         <w:t>5 Mini) at [8/17/2025]</w:t>
@@ -178,7 +169,7 @@
     </w:p>
     <w:p>
       <w:r>
-        <w:pict w14:anchorId="3DCCDAEC">
+        <w:pict w14:anchorId="03750DAC">
           <v:rect id="_x0000_i1025" style="width:0;height:1.5pt" o:hralign="center" o:hrstd="t" o:hr="t" fillcolor="#a0a0a0" stroked="f"/>
         </w:pict>
       </w:r>
@@ -227,48 +218,39 @@
       </w:pPr>
       <w:r>
         <w:rPr>
-          <w:b/>
-          <w:shd w:val="clear" w:color="auto" w:fill="B7B7B7"/>
-        </w:rPr>
-        <w:t># Source</w:t>
-      </w:r>
-      <w:r>
-        <w:rPr>
-          <w:shd w:val="clear" w:color="auto" w:fill="B7B7B7"/>
-        </w:rPr>
-        <w:t xml:space="preserve">: </w:t>
-      </w:r>
-      <w:r>
-        <w:rPr>
-          <w:b/>
-          <w:shd w:val="clear" w:color="auto" w:fill="B7B7B7"/>
-        </w:rPr>
-        <w:t xml:space="preserve">Chatgot </w:t>
-      </w:r>
-      <w:r>
-        <w:rPr>
-          <w:b/>
-          <w:sz w:val="14"/>
+          <w:rFonts w:ascii="Arial" w:eastAsia="Arial" w:hAnsi="Arial"/>
+          <w:sz w:val="18"/>
+          <w:highlight w:val="lightGray"/>
+          <w:shd w:val="clear" w:color="auto" w:fill="B7B7B7"/>
+        </w:rPr>
+        <w:t xml:space="preserve"># Source: Chatgot </w:t>
+      </w:r>
+      <w:r>
+        <w:rPr>
+          <w:rFonts w:ascii="Arial" w:eastAsia="Arial" w:hAnsi="Arial"/>
+          <w:sz w:val="18"/>
           <w:szCs w:val="14"/>
+          <w:highlight w:val="lightGray"/>
           <w:shd w:val="clear" w:color="auto" w:fill="B7B7B7"/>
         </w:rPr>
         <w:t>(GPT</w:t>
       </w:r>
       <w:r>
         <w:rPr>
-          <w:rFonts w:ascii="Cambria Math" w:hAnsi="Cambria Math" w:cs="Cambria Math"/>
-          <w:b/>
-          <w:sz w:val="14"/>
+          <w:rFonts w:ascii="Arial" w:eastAsia="Arial" w:hAnsi="Arial" w:cs="Cambria Math"/>
+          <w:sz w:val="18"/>
           <w:szCs w:val="14"/>
+          <w:highlight w:val="lightGray"/>
           <w:shd w:val="clear" w:color="auto" w:fill="B7B7B7"/>
         </w:rPr>
         <w:t>‑</w:t>
       </w:r>
       <w:r>
         <w:rPr>
-          <w:b/>
-          <w:sz w:val="14"/>
+          <w:rFonts w:ascii="Arial" w:eastAsia="Arial" w:hAnsi="Arial"/>
+          <w:sz w:val="18"/>
           <w:szCs w:val="14"/>
+          <w:highlight w:val="lightGray"/>
           <w:shd w:val="clear" w:color="auto" w:fill="B7B7B7"/>
         </w:rPr>
         <w:t>5 Mini) at [8/17/2025]</w:t>
@@ -280,7 +262,7 @@
           <w:ilvl w:val="0"/>
           <w:numId w:val="5"/>
         </w:numPr>
-        <w:spacing w:before="240"/>
+        <w:spacing w:before="240" w:after="0" w:line="276" w:lineRule="auto"/>
         <w:rPr>
           <w:rFonts w:ascii="Roboto Mono" w:eastAsia="Roboto Mono" w:hAnsi="Roboto Mono" w:cs="Roboto Mono"/>
         </w:rPr>
@@ -304,7 +286,7 @@
           <w:ilvl w:val="0"/>
           <w:numId w:val="5"/>
         </w:numPr>
-        <w:spacing w:after="240"/>
+        <w:spacing w:after="240" w:line="276" w:lineRule="auto"/>
         <w:rPr>
           <w:rFonts w:ascii="Roboto Mono" w:eastAsia="Roboto Mono" w:hAnsi="Roboto Mono" w:cs="Roboto Mono"/>
         </w:rPr>
@@ -361,48 +343,39 @@
       </w:pPr>
       <w:r>
         <w:rPr>
-          <w:b/>
-          <w:shd w:val="clear" w:color="auto" w:fill="B7B7B7"/>
-        </w:rPr>
-        <w:t># Source</w:t>
-      </w:r>
-      <w:r>
-        <w:rPr>
-          <w:shd w:val="clear" w:color="auto" w:fill="B7B7B7"/>
-        </w:rPr>
-        <w:t xml:space="preserve">: </w:t>
-      </w:r>
-      <w:r>
-        <w:rPr>
-          <w:b/>
-          <w:shd w:val="clear" w:color="auto" w:fill="B7B7B7"/>
-        </w:rPr>
-        <w:t xml:space="preserve">Chatgot </w:t>
-      </w:r>
-      <w:r>
-        <w:rPr>
-          <w:b/>
-          <w:sz w:val="14"/>
+          <w:rFonts w:ascii="Arial" w:eastAsia="Arial" w:hAnsi="Arial"/>
+          <w:sz w:val="18"/>
+          <w:highlight w:val="lightGray"/>
+          <w:shd w:val="clear" w:color="auto" w:fill="B7B7B7"/>
+        </w:rPr>
+        <w:t xml:space="preserve"># Source: Chatgot </w:t>
+      </w:r>
+      <w:r>
+        <w:rPr>
+          <w:rFonts w:ascii="Arial" w:eastAsia="Arial" w:hAnsi="Arial"/>
+          <w:sz w:val="18"/>
           <w:szCs w:val="14"/>
+          <w:highlight w:val="lightGray"/>
           <w:shd w:val="clear" w:color="auto" w:fill="B7B7B7"/>
         </w:rPr>
         <w:t>(GPT</w:t>
       </w:r>
       <w:r>
         <w:rPr>
-          <w:rFonts w:ascii="Cambria Math" w:hAnsi="Cambria Math" w:cs="Cambria Math"/>
-          <w:b/>
-          <w:sz w:val="14"/>
+          <w:rFonts w:ascii="Arial" w:eastAsia="Arial" w:hAnsi="Arial" w:cs="Cambria Math"/>
+          <w:sz w:val="18"/>
           <w:szCs w:val="14"/>
+          <w:highlight w:val="lightGray"/>
           <w:shd w:val="clear" w:color="auto" w:fill="B7B7B7"/>
         </w:rPr>
         <w:t>‑</w:t>
       </w:r>
       <w:r>
         <w:rPr>
-          <w:b/>
-          <w:sz w:val="14"/>
+          <w:rFonts w:ascii="Arial" w:eastAsia="Arial" w:hAnsi="Arial"/>
+          <w:sz w:val="18"/>
           <w:szCs w:val="14"/>
+          <w:highlight w:val="lightGray"/>
           <w:shd w:val="clear" w:color="auto" w:fill="B7B7B7"/>
         </w:rPr>
         <w:t>5 Mini) at [8/17/2025]</w:t>
@@ -414,7 +387,7 @@
           <w:ilvl w:val="0"/>
           <w:numId w:val="10"/>
         </w:numPr>
-        <w:spacing w:before="240"/>
+        <w:spacing w:before="240" w:after="0" w:line="276" w:lineRule="auto"/>
         <w:rPr>
           <w:rFonts w:ascii="Roboto Mono" w:eastAsia="Roboto Mono" w:hAnsi="Roboto Mono" w:cs="Roboto Mono"/>
         </w:rPr>
@@ -438,7 +411,7 @@
           <w:ilvl w:val="0"/>
           <w:numId w:val="10"/>
         </w:numPr>
-        <w:spacing w:after="240"/>
+        <w:spacing w:after="240" w:line="276" w:lineRule="auto"/>
       </w:pPr>
       <w:r>
         <w:rPr>
@@ -482,7 +455,6 @@
           <w:sz w:val="26"/>
           <w:szCs w:val="26"/>
         </w:rPr>
-        <w:lastRenderedPageBreak/>
         <w:t>3. Security Risks</w:t>
       </w:r>
     </w:p>
@@ -492,48 +464,39 @@
       </w:pPr>
       <w:r>
         <w:rPr>
-          <w:b/>
-          <w:shd w:val="clear" w:color="auto" w:fill="B7B7B7"/>
-        </w:rPr>
-        <w:t># Source</w:t>
-      </w:r>
-      <w:r>
-        <w:rPr>
-          <w:shd w:val="clear" w:color="auto" w:fill="B7B7B7"/>
-        </w:rPr>
-        <w:t xml:space="preserve">: </w:t>
-      </w:r>
-      <w:r>
-        <w:rPr>
-          <w:b/>
-          <w:shd w:val="clear" w:color="auto" w:fill="B7B7B7"/>
-        </w:rPr>
-        <w:t xml:space="preserve">Chatgot </w:t>
-      </w:r>
-      <w:r>
-        <w:rPr>
-          <w:b/>
-          <w:sz w:val="14"/>
+          <w:rFonts w:ascii="Arial" w:eastAsia="Arial" w:hAnsi="Arial"/>
+          <w:sz w:val="18"/>
+          <w:highlight w:val="lightGray"/>
+          <w:shd w:val="clear" w:color="auto" w:fill="B7B7B7"/>
+        </w:rPr>
+        <w:t xml:space="preserve"># Source: Chatgot </w:t>
+      </w:r>
+      <w:r>
+        <w:rPr>
+          <w:rFonts w:ascii="Arial" w:eastAsia="Arial" w:hAnsi="Arial"/>
+          <w:sz w:val="18"/>
           <w:szCs w:val="14"/>
+          <w:highlight w:val="lightGray"/>
           <w:shd w:val="clear" w:color="auto" w:fill="B7B7B7"/>
         </w:rPr>
         <w:t>(GPT</w:t>
       </w:r>
       <w:r>
         <w:rPr>
-          <w:rFonts w:ascii="Cambria Math" w:hAnsi="Cambria Math" w:cs="Cambria Math"/>
-          <w:b/>
-          <w:sz w:val="14"/>
+          <w:rFonts w:ascii="Arial" w:eastAsia="Arial" w:hAnsi="Arial" w:cs="Cambria Math"/>
+          <w:sz w:val="18"/>
           <w:szCs w:val="14"/>
+          <w:highlight w:val="lightGray"/>
           <w:shd w:val="clear" w:color="auto" w:fill="B7B7B7"/>
         </w:rPr>
         <w:t>‑</w:t>
       </w:r>
       <w:r>
         <w:rPr>
-          <w:b/>
-          <w:sz w:val="14"/>
+          <w:rFonts w:ascii="Arial" w:eastAsia="Arial" w:hAnsi="Arial"/>
+          <w:sz w:val="18"/>
           <w:szCs w:val="14"/>
+          <w:highlight w:val="lightGray"/>
           <w:shd w:val="clear" w:color="auto" w:fill="B7B7B7"/>
         </w:rPr>
         <w:t>5 Mini) at [8/17/2025]</w:t>
@@ -545,7 +508,7 @@
           <w:ilvl w:val="0"/>
           <w:numId w:val="3"/>
         </w:numPr>
-        <w:spacing w:before="240"/>
+        <w:spacing w:before="240" w:after="0" w:line="276" w:lineRule="auto"/>
         <w:rPr>
           <w:rFonts w:ascii="Roboto Mono" w:eastAsia="Roboto Mono" w:hAnsi="Roboto Mono" w:cs="Roboto Mono"/>
         </w:rPr>
@@ -569,7 +532,7 @@
           <w:ilvl w:val="0"/>
           <w:numId w:val="3"/>
         </w:numPr>
-        <w:spacing w:after="240"/>
+        <w:spacing w:after="240" w:line="276" w:lineRule="auto"/>
         <w:rPr>
           <w:rFonts w:ascii="Roboto Mono" w:eastAsia="Roboto Mono" w:hAnsi="Roboto Mono" w:cs="Roboto Mono"/>
         </w:rPr>
@@ -626,48 +589,39 @@
       </w:pPr>
       <w:r>
         <w:rPr>
-          <w:b/>
-          <w:shd w:val="clear" w:color="auto" w:fill="B7B7B7"/>
-        </w:rPr>
-        <w:t># Source</w:t>
-      </w:r>
-      <w:r>
-        <w:rPr>
-          <w:shd w:val="clear" w:color="auto" w:fill="B7B7B7"/>
-        </w:rPr>
-        <w:t xml:space="preserve">: </w:t>
-      </w:r>
-      <w:r>
-        <w:rPr>
-          <w:b/>
-          <w:shd w:val="clear" w:color="auto" w:fill="B7B7B7"/>
-        </w:rPr>
-        <w:t xml:space="preserve">Chatgot </w:t>
-      </w:r>
-      <w:r>
-        <w:rPr>
-          <w:b/>
-          <w:sz w:val="14"/>
+          <w:rFonts w:ascii="Arial" w:eastAsia="Arial" w:hAnsi="Arial"/>
+          <w:sz w:val="18"/>
+          <w:highlight w:val="lightGray"/>
+          <w:shd w:val="clear" w:color="auto" w:fill="B7B7B7"/>
+        </w:rPr>
+        <w:t xml:space="preserve"># Source: Chatgot </w:t>
+      </w:r>
+      <w:r>
+        <w:rPr>
+          <w:rFonts w:ascii="Arial" w:eastAsia="Arial" w:hAnsi="Arial"/>
+          <w:sz w:val="18"/>
           <w:szCs w:val="14"/>
+          <w:highlight w:val="lightGray"/>
           <w:shd w:val="clear" w:color="auto" w:fill="B7B7B7"/>
         </w:rPr>
         <w:t>(GPT</w:t>
       </w:r>
       <w:r>
         <w:rPr>
-          <w:rFonts w:ascii="Cambria Math" w:hAnsi="Cambria Math" w:cs="Cambria Math"/>
-          <w:b/>
-          <w:sz w:val="14"/>
+          <w:rFonts w:ascii="Arial" w:eastAsia="Arial" w:hAnsi="Arial" w:cs="Cambria Math"/>
+          <w:sz w:val="18"/>
           <w:szCs w:val="14"/>
+          <w:highlight w:val="lightGray"/>
           <w:shd w:val="clear" w:color="auto" w:fill="B7B7B7"/>
         </w:rPr>
         <w:t>‑</w:t>
       </w:r>
       <w:r>
         <w:rPr>
-          <w:b/>
-          <w:sz w:val="14"/>
+          <w:rFonts w:ascii="Arial" w:eastAsia="Arial" w:hAnsi="Arial"/>
+          <w:sz w:val="18"/>
           <w:szCs w:val="14"/>
+          <w:highlight w:val="lightGray"/>
           <w:shd w:val="clear" w:color="auto" w:fill="B7B7B7"/>
         </w:rPr>
         <w:t>5 Mini) at [8/17/2025]</w:t>
@@ -679,7 +633,7 @@
           <w:ilvl w:val="0"/>
           <w:numId w:val="6"/>
         </w:numPr>
-        <w:spacing w:before="240"/>
+        <w:spacing w:before="240" w:after="0" w:line="276" w:lineRule="auto"/>
         <w:rPr>
           <w:rFonts w:ascii="Roboto Mono" w:eastAsia="Roboto Mono" w:hAnsi="Roboto Mono" w:cs="Roboto Mono"/>
         </w:rPr>
@@ -703,7 +657,7 @@
           <w:ilvl w:val="0"/>
           <w:numId w:val="6"/>
         </w:numPr>
-        <w:spacing w:after="240"/>
+        <w:spacing w:after="240" w:line="276" w:lineRule="auto"/>
       </w:pPr>
       <w:r>
         <w:rPr>
@@ -756,48 +710,39 @@
       </w:pPr>
       <w:r>
         <w:rPr>
-          <w:b/>
-          <w:shd w:val="clear" w:color="auto" w:fill="B7B7B7"/>
-        </w:rPr>
-        <w:t># Source</w:t>
-      </w:r>
-      <w:r>
-        <w:rPr>
-          <w:shd w:val="clear" w:color="auto" w:fill="B7B7B7"/>
-        </w:rPr>
-        <w:t xml:space="preserve">: </w:t>
-      </w:r>
-      <w:r>
-        <w:rPr>
-          <w:b/>
-          <w:shd w:val="clear" w:color="auto" w:fill="B7B7B7"/>
-        </w:rPr>
-        <w:t xml:space="preserve">Chatgot </w:t>
-      </w:r>
-      <w:r>
-        <w:rPr>
-          <w:b/>
-          <w:sz w:val="14"/>
+          <w:rFonts w:ascii="Arial" w:eastAsia="Arial" w:hAnsi="Arial"/>
+          <w:sz w:val="18"/>
+          <w:highlight w:val="lightGray"/>
+          <w:shd w:val="clear" w:color="auto" w:fill="B7B7B7"/>
+        </w:rPr>
+        <w:t xml:space="preserve"># Source: Chatgot </w:t>
+      </w:r>
+      <w:r>
+        <w:rPr>
+          <w:rFonts w:ascii="Arial" w:eastAsia="Arial" w:hAnsi="Arial"/>
+          <w:sz w:val="18"/>
           <w:szCs w:val="14"/>
+          <w:highlight w:val="lightGray"/>
           <w:shd w:val="clear" w:color="auto" w:fill="B7B7B7"/>
         </w:rPr>
         <w:t>(GPT</w:t>
       </w:r>
       <w:r>
         <w:rPr>
-          <w:rFonts w:ascii="Cambria Math" w:hAnsi="Cambria Math" w:cs="Cambria Math"/>
-          <w:b/>
-          <w:sz w:val="14"/>
+          <w:rFonts w:ascii="Arial" w:eastAsia="Arial" w:hAnsi="Arial" w:cs="Cambria Math"/>
+          <w:sz w:val="18"/>
           <w:szCs w:val="14"/>
+          <w:highlight w:val="lightGray"/>
           <w:shd w:val="clear" w:color="auto" w:fill="B7B7B7"/>
         </w:rPr>
         <w:t>‑</w:t>
       </w:r>
       <w:r>
         <w:rPr>
-          <w:b/>
-          <w:sz w:val="14"/>
+          <w:rFonts w:ascii="Arial" w:eastAsia="Arial" w:hAnsi="Arial"/>
+          <w:sz w:val="18"/>
           <w:szCs w:val="14"/>
+          <w:highlight w:val="lightGray"/>
           <w:shd w:val="clear" w:color="auto" w:fill="B7B7B7"/>
         </w:rPr>
         <w:t>5 Mini) at [8/17/2025]</w:t>
@@ -809,7 +754,7 @@
           <w:ilvl w:val="0"/>
           <w:numId w:val="1"/>
         </w:numPr>
-        <w:spacing w:before="240"/>
+        <w:spacing w:before="240" w:after="0" w:line="276" w:lineRule="auto"/>
         <w:rPr>
           <w:rFonts w:ascii="Roboto Mono" w:eastAsia="Roboto Mono" w:hAnsi="Roboto Mono" w:cs="Roboto Mono"/>
         </w:rPr>
@@ -833,7 +778,7 @@
           <w:ilvl w:val="0"/>
           <w:numId w:val="1"/>
         </w:numPr>
-        <w:spacing w:after="240"/>
+        <w:spacing w:after="240" w:line="276" w:lineRule="auto"/>
       </w:pPr>
       <w:r>
         <w:rPr>
@@ -886,48 +831,39 @@
       </w:pPr>
       <w:r>
         <w:rPr>
-          <w:b/>
-          <w:shd w:val="clear" w:color="auto" w:fill="B7B7B7"/>
-        </w:rPr>
-        <w:t># Source</w:t>
-      </w:r>
-      <w:r>
-        <w:rPr>
-          <w:shd w:val="clear" w:color="auto" w:fill="B7B7B7"/>
-        </w:rPr>
-        <w:t xml:space="preserve">: </w:t>
-      </w:r>
-      <w:r>
-        <w:rPr>
-          <w:b/>
-          <w:shd w:val="clear" w:color="auto" w:fill="B7B7B7"/>
-        </w:rPr>
-        <w:t xml:space="preserve">Chatgot </w:t>
-      </w:r>
-      <w:r>
-        <w:rPr>
-          <w:b/>
-          <w:sz w:val="14"/>
+          <w:rFonts w:ascii="Arial" w:eastAsia="Arial" w:hAnsi="Arial"/>
+          <w:sz w:val="18"/>
+          <w:highlight w:val="lightGray"/>
+          <w:shd w:val="clear" w:color="auto" w:fill="B7B7B7"/>
+        </w:rPr>
+        <w:t xml:space="preserve"># Source: Chatgot </w:t>
+      </w:r>
+      <w:r>
+        <w:rPr>
+          <w:rFonts w:ascii="Arial" w:eastAsia="Arial" w:hAnsi="Arial"/>
+          <w:sz w:val="18"/>
           <w:szCs w:val="14"/>
+          <w:highlight w:val="lightGray"/>
           <w:shd w:val="clear" w:color="auto" w:fill="B7B7B7"/>
         </w:rPr>
         <w:t>(GPT</w:t>
       </w:r>
       <w:r>
         <w:rPr>
-          <w:rFonts w:ascii="Cambria Math" w:hAnsi="Cambria Math" w:cs="Cambria Math"/>
-          <w:b/>
-          <w:sz w:val="14"/>
+          <w:rFonts w:ascii="Arial" w:eastAsia="Arial" w:hAnsi="Arial" w:cs="Cambria Math"/>
+          <w:sz w:val="18"/>
           <w:szCs w:val="14"/>
+          <w:highlight w:val="lightGray"/>
           <w:shd w:val="clear" w:color="auto" w:fill="B7B7B7"/>
         </w:rPr>
         <w:t>‑</w:t>
       </w:r>
       <w:r>
         <w:rPr>
-          <w:b/>
-          <w:sz w:val="14"/>
+          <w:rFonts w:ascii="Arial" w:eastAsia="Arial" w:hAnsi="Arial"/>
+          <w:sz w:val="18"/>
           <w:szCs w:val="14"/>
+          <w:highlight w:val="lightGray"/>
           <w:shd w:val="clear" w:color="auto" w:fill="B7B7B7"/>
         </w:rPr>
         <w:t>5 Mini) at [8/17/2025]</w:t>
@@ -939,7 +875,7 @@
           <w:ilvl w:val="0"/>
           <w:numId w:val="7"/>
         </w:numPr>
-        <w:spacing w:before="240"/>
+        <w:spacing w:before="240" w:after="0" w:line="276" w:lineRule="auto"/>
         <w:rPr>
           <w:rFonts w:ascii="Roboto Mono" w:eastAsia="Roboto Mono" w:hAnsi="Roboto Mono" w:cs="Roboto Mono"/>
         </w:rPr>
@@ -963,7 +899,7 @@
           <w:ilvl w:val="0"/>
           <w:numId w:val="7"/>
         </w:numPr>
-        <w:spacing w:after="240"/>
+        <w:spacing w:after="240" w:line="276" w:lineRule="auto"/>
         <w:rPr>
           <w:rFonts w:ascii="Roboto Mono" w:eastAsia="Roboto Mono" w:hAnsi="Roboto Mono" w:cs="Roboto Mono"/>
         </w:rPr>
@@ -991,7 +927,7 @@
     </w:p>
     <w:p>
       <w:r>
-        <w:pict w14:anchorId="76F774A9">
+        <w:pict w14:anchorId="3C9A2553">
           <v:rect id="_x0000_i1026" style="width:0;height:1.5pt" o:hralign="center" o:hrstd="t" o:hr="t" fillcolor="#a0a0a0" stroked="f"/>
         </w:pict>
       </w:r>
@@ -1015,48 +951,39 @@
       </w:pPr>
       <w:r>
         <w:rPr>
-          <w:b/>
-          <w:shd w:val="clear" w:color="auto" w:fill="B7B7B7"/>
-        </w:rPr>
-        <w:t># Source</w:t>
-      </w:r>
-      <w:r>
-        <w:rPr>
-          <w:shd w:val="clear" w:color="auto" w:fill="B7B7B7"/>
-        </w:rPr>
-        <w:t xml:space="preserve">: </w:t>
-      </w:r>
-      <w:r>
-        <w:rPr>
-          <w:b/>
-          <w:shd w:val="clear" w:color="auto" w:fill="B7B7B7"/>
-        </w:rPr>
-        <w:t xml:space="preserve">Chatgot </w:t>
-      </w:r>
-      <w:r>
-        <w:rPr>
-          <w:b/>
-          <w:sz w:val="14"/>
+          <w:rFonts w:ascii="Arial" w:eastAsia="Arial" w:hAnsi="Arial"/>
+          <w:sz w:val="18"/>
+          <w:highlight w:val="lightGray"/>
+          <w:shd w:val="clear" w:color="auto" w:fill="B7B7B7"/>
+        </w:rPr>
+        <w:t xml:space="preserve"># Source: Chatgot </w:t>
+      </w:r>
+      <w:r>
+        <w:rPr>
+          <w:rFonts w:ascii="Arial" w:eastAsia="Arial" w:hAnsi="Arial"/>
+          <w:sz w:val="18"/>
           <w:szCs w:val="14"/>
+          <w:highlight w:val="lightGray"/>
           <w:shd w:val="clear" w:color="auto" w:fill="B7B7B7"/>
         </w:rPr>
         <w:t>(GPT</w:t>
       </w:r>
       <w:r>
         <w:rPr>
-          <w:rFonts w:ascii="Cambria Math" w:hAnsi="Cambria Math" w:cs="Cambria Math"/>
-          <w:b/>
-          <w:sz w:val="14"/>
+          <w:rFonts w:ascii="Arial" w:eastAsia="Arial" w:hAnsi="Arial" w:cs="Cambria Math"/>
+          <w:sz w:val="18"/>
           <w:szCs w:val="14"/>
+          <w:highlight w:val="lightGray"/>
           <w:shd w:val="clear" w:color="auto" w:fill="B7B7B7"/>
         </w:rPr>
         <w:t>‑</w:t>
       </w:r>
       <w:r>
         <w:rPr>
-          <w:b/>
-          <w:sz w:val="14"/>
+          <w:rFonts w:ascii="Arial" w:eastAsia="Arial" w:hAnsi="Arial"/>
+          <w:sz w:val="18"/>
           <w:szCs w:val="14"/>
+          <w:highlight w:val="lightGray"/>
           <w:shd w:val="clear" w:color="auto" w:fill="B7B7B7"/>
         </w:rPr>
         <w:t>5 Mini) at [8/17/2025]</w:t>
@@ -1068,14 +995,13 @@
           <w:ilvl w:val="0"/>
           <w:numId w:val="2"/>
         </w:numPr>
-        <w:spacing w:before="240"/>
+        <w:spacing w:before="240" w:after="0" w:line="276" w:lineRule="auto"/>
       </w:pPr>
       <w:r>
         <w:rPr>
           <w:rFonts w:ascii="Roboto Mono" w:eastAsia="Roboto Mono" w:hAnsi="Roboto Mono" w:cs="Roboto Mono"/>
           <w:b/>
         </w:rPr>
-        <w:lastRenderedPageBreak/>
         <w:t>Risk:</w:t>
       </w:r>
       <w:r>
@@ -1097,6 +1023,7 @@
           <w:ilvl w:val="0"/>
           <w:numId w:val="2"/>
         </w:numPr>
+        <w:spacing w:after="0" w:line="276" w:lineRule="auto"/>
       </w:pPr>
       <w:r>
         <w:rPr>
@@ -1124,7 +1051,7 @@
           <w:ilvl w:val="0"/>
           <w:numId w:val="2"/>
         </w:numPr>
-        <w:spacing w:after="240"/>
+        <w:spacing w:after="240" w:line="276" w:lineRule="auto"/>
       </w:pPr>
       <w:r>
         <w:rPr>
@@ -1174,7 +1101,7 @@
     </w:p>
     <w:p>
       <w:r>
-        <w:pict w14:anchorId="0E436AF0">
+        <w:pict w14:anchorId="0096B095">
           <v:rect id="_x0000_i1027" style="width:0;height:1.5pt" o:hralign="center" o:hrstd="t" o:hr="t" fillcolor="#a0a0a0" stroked="f"/>
         </w:pict>
       </w:r>
@@ -1198,48 +1125,39 @@
       </w:pPr>
       <w:r>
         <w:rPr>
-          <w:b/>
-          <w:shd w:val="clear" w:color="auto" w:fill="B7B7B7"/>
-        </w:rPr>
-        <w:t># Source</w:t>
-      </w:r>
-      <w:r>
-        <w:rPr>
-          <w:shd w:val="clear" w:color="auto" w:fill="B7B7B7"/>
-        </w:rPr>
-        <w:t xml:space="preserve">: </w:t>
-      </w:r>
-      <w:r>
-        <w:rPr>
-          <w:b/>
-          <w:shd w:val="clear" w:color="auto" w:fill="B7B7B7"/>
-        </w:rPr>
-        <w:t xml:space="preserve">Chatgot </w:t>
-      </w:r>
-      <w:r>
-        <w:rPr>
-          <w:b/>
-          <w:sz w:val="14"/>
+          <w:rFonts w:ascii="Arial" w:eastAsia="Arial" w:hAnsi="Arial"/>
+          <w:sz w:val="18"/>
+          <w:highlight w:val="lightGray"/>
+          <w:shd w:val="clear" w:color="auto" w:fill="B7B7B7"/>
+        </w:rPr>
+        <w:t xml:space="preserve"># Source: Chatgot </w:t>
+      </w:r>
+      <w:r>
+        <w:rPr>
+          <w:rFonts w:ascii="Arial" w:eastAsia="Arial" w:hAnsi="Arial"/>
+          <w:sz w:val="18"/>
           <w:szCs w:val="14"/>
+          <w:highlight w:val="lightGray"/>
           <w:shd w:val="clear" w:color="auto" w:fill="B7B7B7"/>
         </w:rPr>
         <w:t>(GPT</w:t>
       </w:r>
       <w:r>
         <w:rPr>
-          <w:rFonts w:ascii="Cambria Math" w:hAnsi="Cambria Math" w:cs="Cambria Math"/>
-          <w:b/>
-          <w:sz w:val="14"/>
+          <w:rFonts w:ascii="Arial" w:eastAsia="Arial" w:hAnsi="Arial" w:cs="Cambria Math"/>
+          <w:sz w:val="18"/>
           <w:szCs w:val="14"/>
+          <w:highlight w:val="lightGray"/>
           <w:shd w:val="clear" w:color="auto" w:fill="B7B7B7"/>
         </w:rPr>
         <w:t>‑</w:t>
       </w:r>
       <w:r>
         <w:rPr>
-          <w:b/>
-          <w:sz w:val="14"/>
+          <w:rFonts w:ascii="Arial" w:eastAsia="Arial" w:hAnsi="Arial"/>
+          <w:sz w:val="18"/>
           <w:szCs w:val="14"/>
+          <w:highlight w:val="lightGray"/>
           <w:shd w:val="clear" w:color="auto" w:fill="B7B7B7"/>
         </w:rPr>
         <w:t>5 Mini) at [8/17/2025]</w:t>
@@ -1251,7 +1169,7 @@
           <w:ilvl w:val="0"/>
           <w:numId w:val="9"/>
         </w:numPr>
-        <w:spacing w:before="240"/>
+        <w:spacing w:before="240" w:after="0" w:line="276" w:lineRule="auto"/>
       </w:pPr>
       <w:r>
         <w:rPr>
@@ -1292,7 +1210,7 @@
           <w:ilvl w:val="0"/>
           <w:numId w:val="9"/>
         </w:numPr>
-        <w:spacing w:after="240"/>
+        <w:spacing w:after="240" w:line="276" w:lineRule="auto"/>
       </w:pPr>
       <w:r>
         <w:rPr>
@@ -1347,7 +1265,7 @@
           <w:ilvl w:val="0"/>
           <w:numId w:val="8"/>
         </w:numPr>
-        <w:spacing w:before="240"/>
+        <w:spacing w:before="240" w:after="0" w:line="276" w:lineRule="auto"/>
         <w:rPr>
           <w:rFonts w:ascii="Roboto Mono" w:eastAsia="Roboto Mono" w:hAnsi="Roboto Mono" w:cs="Roboto Mono"/>
         </w:rPr>
@@ -1379,7 +1297,7 @@
           <w:ilvl w:val="0"/>
           <w:numId w:val="8"/>
         </w:numPr>
-        <w:spacing w:after="240"/>
+        <w:spacing w:after="240" w:line="276" w:lineRule="auto"/>
         <w:rPr>
           <w:rFonts w:ascii="Roboto Mono" w:eastAsia="Roboto Mono" w:hAnsi="Roboto Mono" w:cs="Roboto Mono"/>
         </w:rPr>
@@ -1407,7 +1325,7 @@
     </w:p>
     <w:p>
       <w:r>
-        <w:pict w14:anchorId="4B6A3042">
+        <w:pict w14:anchorId="3000E5EC">
           <v:rect id="_x0000_i1028" style="width:0;height:1.5pt" o:hralign="center" o:hrstd="t" o:hr="t" fillcolor="#a0a0a0" stroked="f"/>
         </w:pict>
       </w:r>
@@ -1431,48 +1349,39 @@
       </w:pPr>
       <w:r>
         <w:rPr>
-          <w:b/>
-          <w:shd w:val="clear" w:color="auto" w:fill="B7B7B7"/>
-        </w:rPr>
-        <w:t># Source</w:t>
-      </w:r>
-      <w:r>
-        <w:rPr>
-          <w:shd w:val="clear" w:color="auto" w:fill="B7B7B7"/>
-        </w:rPr>
-        <w:t xml:space="preserve">: </w:t>
-      </w:r>
-      <w:r>
-        <w:rPr>
-          <w:b/>
-          <w:shd w:val="clear" w:color="auto" w:fill="B7B7B7"/>
-        </w:rPr>
-        <w:t xml:space="preserve">Chatgot </w:t>
-      </w:r>
-      <w:r>
-        <w:rPr>
-          <w:b/>
-          <w:sz w:val="14"/>
+          <w:rFonts w:ascii="Arial" w:eastAsia="Arial" w:hAnsi="Arial"/>
+          <w:sz w:val="18"/>
+          <w:highlight w:val="lightGray"/>
+          <w:shd w:val="clear" w:color="auto" w:fill="B7B7B7"/>
+        </w:rPr>
+        <w:t xml:space="preserve"># Source: Chatgot </w:t>
+      </w:r>
+      <w:r>
+        <w:rPr>
+          <w:rFonts w:ascii="Arial" w:eastAsia="Arial" w:hAnsi="Arial"/>
+          <w:sz w:val="18"/>
           <w:szCs w:val="14"/>
+          <w:highlight w:val="lightGray"/>
           <w:shd w:val="clear" w:color="auto" w:fill="B7B7B7"/>
         </w:rPr>
         <w:t>(GPT</w:t>
       </w:r>
       <w:r>
         <w:rPr>
-          <w:rFonts w:ascii="Cambria Math" w:hAnsi="Cambria Math" w:cs="Cambria Math"/>
-          <w:b/>
-          <w:sz w:val="14"/>
+          <w:rFonts w:ascii="Arial" w:eastAsia="Arial" w:hAnsi="Arial" w:cs="Cambria Math"/>
+          <w:sz w:val="18"/>
           <w:szCs w:val="14"/>
+          <w:highlight w:val="lightGray"/>
           <w:shd w:val="clear" w:color="auto" w:fill="B7B7B7"/>
         </w:rPr>
         <w:t>‑</w:t>
       </w:r>
       <w:r>
         <w:rPr>
-          <w:b/>
-          <w:sz w:val="14"/>
+          <w:rFonts w:ascii="Arial" w:eastAsia="Arial" w:hAnsi="Arial"/>
+          <w:sz w:val="18"/>
           <w:szCs w:val="14"/>
+          <w:highlight w:val="lightGray"/>
           <w:shd w:val="clear" w:color="auto" w:fill="B7B7B7"/>
         </w:rPr>
         <w:t>5 Mini) at [8/17/2025]</w:t>
@@ -1484,7 +1393,7 @@
           <w:ilvl w:val="0"/>
           <w:numId w:val="4"/>
         </w:numPr>
-        <w:spacing w:before="240"/>
+        <w:spacing w:before="240" w:after="0" w:line="276" w:lineRule="auto"/>
       </w:pPr>
       <w:r>
         <w:rPr>
@@ -1525,6 +1434,7 @@
           <w:ilvl w:val="0"/>
           <w:numId w:val="4"/>
         </w:numPr>
+        <w:spacing w:after="0" w:line="276" w:lineRule="auto"/>
         <w:rPr>
           <w:rFonts w:ascii="Roboto Mono" w:eastAsia="Roboto Mono" w:hAnsi="Roboto Mono" w:cs="Roboto Mono"/>
         </w:rPr>
@@ -1548,13 +1458,12 @@
           <w:ilvl w:val="0"/>
           <w:numId w:val="4"/>
         </w:numPr>
-        <w:spacing w:after="240"/>
-      </w:pPr>
-      <w:r>
-        <w:rPr>
-          <w:rFonts w:ascii="Roboto Mono" w:eastAsia="Roboto Mono" w:hAnsi="Roboto Mono" w:cs="Roboto Mono"/>
-        </w:rPr>
-        <w:lastRenderedPageBreak/>
+        <w:spacing w:after="240" w:line="276" w:lineRule="auto"/>
+      </w:pPr>
+      <w:r>
+        <w:rPr>
+          <w:rFonts w:ascii="Roboto Mono" w:eastAsia="Roboto Mono" w:hAnsi="Roboto Mono" w:cs="Roboto Mono"/>
+        </w:rPr>
         <w:t xml:space="preserve">They are a main driver for </w:t>
       </w:r>
       <w:r>
@@ -1576,18 +1485,19 @@
     </w:p>
     <w:p>
       <w:r>
-        <w:pict w14:anchorId="43CA4139">
+        <w:pict w14:anchorId="2D816581">
           <v:rect id="_x0000_i1029" style="width:0;height:1.5pt" o:hralign="center" o:hrstd="t" o:hr="t" fillcolor="#a0a0a0" stroked="f"/>
         </w:pict>
       </w:r>
     </w:p>
+    <w:p/>
     <w:p/>
     <w:p/>
     <w:sectPr>
       <w:pgSz w:w="12240" w:h="15840"/>
       <w:pgMar w:top="1440" w:right="1440" w:bottom="1440" w:left="1440" w:header="720" w:footer="720" w:gutter="0"/>
-      <w:pgNumType w:start="1"/>
       <w:cols w:space="720"/>
+      <w:docGrid w:linePitch="360"/>
     </w:sectPr>
   </w:body>
 </w:document>
@@ -3158,18 +3068,6 @@
   <w:style w:type="paragraph" w:default="1" w:styleId="Normal">
     <w:name w:val="Normal"/>
     <w:qFormat/>
-    <w:rsid w:val="00E2326C"/>
-    <w:pPr>
-      <w:spacing w:after="0" w:line="276" w:lineRule="auto"/>
-    </w:pPr>
-    <w:rPr>
-      <w:rFonts w:ascii="Arial" w:eastAsia="Arial" w:hAnsi="Arial" w:cs="Arial"/>
-      <w:kern w:val="0"/>
-      <w:sz w:val="22"/>
-      <w:szCs w:val="22"/>
-      <w:lang w:val="en"/>
-      <w14:ligatures w14:val="none"/>
-    </w:rPr>
   </w:style>
   <w:style w:type="paragraph" w:styleId="Heading1">
     <w:name w:val="heading 1"/>
@@ -3178,7 +3076,7 @@
     <w:link w:val="Heading1Char"/>
     <w:uiPriority w:val="9"/>
     <w:qFormat/>
-    <w:rsid w:val="0064728D"/>
+    <w:rsid w:val="00FB51CF"/>
     <w:pPr>
       <w:keepNext/>
       <w:keepLines/>
@@ -3200,7 +3098,7 @@
     <w:uiPriority w:val="9"/>
     <w:unhideWhenUsed/>
     <w:qFormat/>
-    <w:rsid w:val="0064728D"/>
+    <w:rsid w:val="00FB51CF"/>
     <w:pPr>
       <w:keepNext/>
       <w:keepLines/>
@@ -3222,7 +3120,7 @@
     <w:uiPriority w:val="9"/>
     <w:unhideWhenUsed/>
     <w:qFormat/>
-    <w:rsid w:val="0064728D"/>
+    <w:rsid w:val="00FB51CF"/>
     <w:pPr>
       <w:keepNext/>
       <w:keepLines/>
@@ -3245,7 +3143,7 @@
     <w:semiHidden/>
     <w:unhideWhenUsed/>
     <w:qFormat/>
-    <w:rsid w:val="0064728D"/>
+    <w:rsid w:val="00FB51CF"/>
     <w:pPr>
       <w:keepNext/>
       <w:keepLines/>
@@ -3268,7 +3166,7 @@
     <w:semiHidden/>
     <w:unhideWhenUsed/>
     <w:qFormat/>
-    <w:rsid w:val="0064728D"/>
+    <w:rsid w:val="00FB51CF"/>
     <w:pPr>
       <w:keepNext/>
       <w:keepLines/>
@@ -3289,11 +3187,11 @@
     <w:semiHidden/>
     <w:unhideWhenUsed/>
     <w:qFormat/>
-    <w:rsid w:val="0064728D"/>
+    <w:rsid w:val="00FB51CF"/>
     <w:pPr>
       <w:keepNext/>
       <w:keepLines/>
-      <w:spacing w:before="40"/>
+      <w:spacing w:before="40" w:after="0"/>
       <w:outlineLvl w:val="5"/>
     </w:pPr>
     <w:rPr>
@@ -3312,11 +3210,11 @@
     <w:semiHidden/>
     <w:unhideWhenUsed/>
     <w:qFormat/>
-    <w:rsid w:val="0064728D"/>
+    <w:rsid w:val="00FB51CF"/>
     <w:pPr>
       <w:keepNext/>
       <w:keepLines/>
-      <w:spacing w:before="40"/>
+      <w:spacing w:before="40" w:after="0"/>
       <w:outlineLvl w:val="6"/>
     </w:pPr>
     <w:rPr>
@@ -3333,10 +3231,11 @@
     <w:semiHidden/>
     <w:unhideWhenUsed/>
     <w:qFormat/>
-    <w:rsid w:val="0064728D"/>
+    <w:rsid w:val="00FB51CF"/>
     <w:pPr>
       <w:keepNext/>
       <w:keepLines/>
+      <w:spacing w:after="0"/>
       <w:outlineLvl w:val="7"/>
     </w:pPr>
     <w:rPr>
@@ -3355,10 +3254,11 @@
     <w:semiHidden/>
     <w:unhideWhenUsed/>
     <w:qFormat/>
-    <w:rsid w:val="0064728D"/>
+    <w:rsid w:val="00FB51CF"/>
     <w:pPr>
       <w:keepNext/>
       <w:keepLines/>
+      <w:spacing w:after="0"/>
       <w:outlineLvl w:val="8"/>
     </w:pPr>
     <w:rPr>
@@ -3398,7 +3298,7 @@
     <w:basedOn w:val="DefaultParagraphFont"/>
     <w:link w:val="Heading1"/>
     <w:uiPriority w:val="9"/>
-    <w:rsid w:val="0064728D"/>
+    <w:rsid w:val="00FB51CF"/>
     <w:rPr>
       <w:rFonts w:asciiTheme="majorHAnsi" w:eastAsiaTheme="majorEastAsia" w:hAnsiTheme="majorHAnsi" w:cstheme="majorBidi"/>
       <w:color w:val="2F5496" w:themeColor="accent1" w:themeShade="BF"/>
@@ -3411,7 +3311,7 @@
     <w:basedOn w:val="DefaultParagraphFont"/>
     <w:link w:val="Heading2"/>
     <w:uiPriority w:val="9"/>
-    <w:rsid w:val="0064728D"/>
+    <w:rsid w:val="00FB51CF"/>
     <w:rPr>
       <w:rFonts w:asciiTheme="majorHAnsi" w:eastAsiaTheme="majorEastAsia" w:hAnsiTheme="majorHAnsi" w:cstheme="majorBidi"/>
       <w:color w:val="2F5496" w:themeColor="accent1" w:themeShade="BF"/>
@@ -3424,7 +3324,7 @@
     <w:basedOn w:val="DefaultParagraphFont"/>
     <w:link w:val="Heading3"/>
     <w:uiPriority w:val="9"/>
-    <w:rsid w:val="0064728D"/>
+    <w:rsid w:val="00FB51CF"/>
     <w:rPr>
       <w:rFonts w:eastAsiaTheme="majorEastAsia" w:cstheme="majorBidi"/>
       <w:color w:val="2F5496" w:themeColor="accent1" w:themeShade="BF"/>
@@ -3438,7 +3338,7 @@
     <w:link w:val="Heading4"/>
     <w:uiPriority w:val="9"/>
     <w:semiHidden/>
-    <w:rsid w:val="0064728D"/>
+    <w:rsid w:val="00FB51CF"/>
     <w:rPr>
       <w:rFonts w:eastAsiaTheme="majorEastAsia" w:cstheme="majorBidi"/>
       <w:i/>
@@ -3452,7 +3352,7 @@
     <w:link w:val="Heading5"/>
     <w:uiPriority w:val="9"/>
     <w:semiHidden/>
-    <w:rsid w:val="0064728D"/>
+    <w:rsid w:val="00FB51CF"/>
     <w:rPr>
       <w:rFonts w:eastAsiaTheme="majorEastAsia" w:cstheme="majorBidi"/>
       <w:color w:val="2F5496" w:themeColor="accent1" w:themeShade="BF"/>
@@ -3464,7 +3364,7 @@
     <w:link w:val="Heading6"/>
     <w:uiPriority w:val="9"/>
     <w:semiHidden/>
-    <w:rsid w:val="0064728D"/>
+    <w:rsid w:val="00FB51CF"/>
     <w:rPr>
       <w:rFonts w:eastAsiaTheme="majorEastAsia" w:cstheme="majorBidi"/>
       <w:i/>
@@ -3478,7 +3378,7 @@
     <w:link w:val="Heading7"/>
     <w:uiPriority w:val="9"/>
     <w:semiHidden/>
-    <w:rsid w:val="0064728D"/>
+    <w:rsid w:val="00FB51CF"/>
     <w:rPr>
       <w:rFonts w:eastAsiaTheme="majorEastAsia" w:cstheme="majorBidi"/>
       <w:color w:val="595959" w:themeColor="text1" w:themeTint="A6"/>
@@ -3490,7 +3390,7 @@
     <w:link w:val="Heading8"/>
     <w:uiPriority w:val="9"/>
     <w:semiHidden/>
-    <w:rsid w:val="0064728D"/>
+    <w:rsid w:val="00FB51CF"/>
     <w:rPr>
       <w:rFonts w:eastAsiaTheme="majorEastAsia" w:cstheme="majorBidi"/>
       <w:i/>
@@ -3504,7 +3404,7 @@
     <w:link w:val="Heading9"/>
     <w:uiPriority w:val="9"/>
     <w:semiHidden/>
-    <w:rsid w:val="0064728D"/>
+    <w:rsid w:val="00FB51CF"/>
     <w:rPr>
       <w:rFonts w:eastAsiaTheme="majorEastAsia" w:cstheme="majorBidi"/>
       <w:color w:val="272727" w:themeColor="text1" w:themeTint="D8"/>
@@ -3517,7 +3417,7 @@
     <w:link w:val="TitleChar"/>
     <w:uiPriority w:val="10"/>
     <w:qFormat/>
-    <w:rsid w:val="0064728D"/>
+    <w:rsid w:val="00FB51CF"/>
     <w:pPr>
       <w:spacing w:after="80" w:line="240" w:lineRule="auto"/>
       <w:contextualSpacing/>
@@ -3535,7 +3435,7 @@
     <w:basedOn w:val="DefaultParagraphFont"/>
     <w:link w:val="Title"/>
     <w:uiPriority w:val="10"/>
-    <w:rsid w:val="0064728D"/>
+    <w:rsid w:val="00FB51CF"/>
     <w:rPr>
       <w:rFonts w:asciiTheme="majorHAnsi" w:eastAsiaTheme="majorEastAsia" w:hAnsiTheme="majorHAnsi" w:cstheme="majorBidi"/>
       <w:spacing w:val="-10"/>
@@ -3551,7 +3451,7 @@
     <w:link w:val="SubtitleChar"/>
     <w:uiPriority w:val="11"/>
     <w:qFormat/>
-    <w:rsid w:val="0064728D"/>
+    <w:rsid w:val="00FB51CF"/>
     <w:pPr>
       <w:numPr>
         <w:ilvl w:val="1"/>
@@ -3570,7 +3470,7 @@
     <w:basedOn w:val="DefaultParagraphFont"/>
     <w:link w:val="Subtitle"/>
     <w:uiPriority w:val="11"/>
-    <w:rsid w:val="0064728D"/>
+    <w:rsid w:val="00FB51CF"/>
     <w:rPr>
       <w:rFonts w:eastAsiaTheme="majorEastAsia" w:cstheme="majorBidi"/>
       <w:color w:val="595959" w:themeColor="text1" w:themeTint="A6"/>
@@ -3586,7 +3486,7 @@
     <w:link w:val="QuoteChar"/>
     <w:uiPriority w:val="29"/>
     <w:qFormat/>
-    <w:rsid w:val="0064728D"/>
+    <w:rsid w:val="00FB51CF"/>
     <w:pPr>
       <w:spacing w:before="160"/>
       <w:jc w:val="center"/>
@@ -3602,7 +3502,7 @@
     <w:basedOn w:val="DefaultParagraphFont"/>
     <w:link w:val="Quote"/>
     <w:uiPriority w:val="29"/>
-    <w:rsid w:val="0064728D"/>
+    <w:rsid w:val="00FB51CF"/>
     <w:rPr>
       <w:i/>
       <w:iCs/>
@@ -3614,7 +3514,7 @@
     <w:basedOn w:val="Normal"/>
     <w:uiPriority w:val="34"/>
     <w:qFormat/>
-    <w:rsid w:val="0064728D"/>
+    <w:rsid w:val="00FB51CF"/>
     <w:pPr>
       <w:ind w:left="720"/>
       <w:contextualSpacing/>
@@ -3625,7 +3525,7 @@
     <w:basedOn w:val="DefaultParagraphFont"/>
     <w:uiPriority w:val="21"/>
     <w:qFormat/>
-    <w:rsid w:val="0064728D"/>
+    <w:rsid w:val="00FB51CF"/>
     <w:rPr>
       <w:i/>
       <w:iCs/>
@@ -3639,7 +3539,7 @@
     <w:link w:val="IntenseQuoteChar"/>
     <w:uiPriority w:val="30"/>
     <w:qFormat/>
-    <w:rsid w:val="0064728D"/>
+    <w:rsid w:val="00FB51CF"/>
     <w:pPr>
       <w:pBdr>
         <w:top w:val="single" w:sz="4" w:space="10" w:color="2F5496" w:themeColor="accent1" w:themeShade="BF"/>
@@ -3660,7 +3560,7 @@
     <w:basedOn w:val="DefaultParagraphFont"/>
     <w:link w:val="IntenseQuote"/>
     <w:uiPriority w:val="30"/>
-    <w:rsid w:val="0064728D"/>
+    <w:rsid w:val="00FB51CF"/>
     <w:rPr>
       <w:i/>
       <w:iCs/>
@@ -3672,7 +3572,7 @@
     <w:basedOn w:val="DefaultParagraphFont"/>
     <w:uiPriority w:val="32"/>
     <w:qFormat/>
-    <w:rsid w:val="0064728D"/>
+    <w:rsid w:val="00FB51CF"/>
     <w:rPr>
       <w:b/>
       <w:bCs/>
